--- a/research/revised-open-banking-architecture.docx
+++ b/research/revised-open-banking-architecture.docx
@@ -8,16 +8,21 @@
         <w:rPr>
           <w:sz w:val="36"/>
           <w:szCs w:val="36"/>
-          <w:lang w:val="sv-SE"/>
         </w:rPr>
       </w:pPr>
       <w:r>
         <w:rPr>
           <w:sz w:val="36"/>
           <w:szCs w:val="36"/>
-          <w:lang w:val="sv-SE"/>
-        </w:rPr>
-        <w:t>Revised Open Banking Architcture</w:t>
+        </w:rPr>
+        <w:t xml:space="preserve">Revised Open Banking </w:t>
+      </w:r>
+      <w:r>
+        <w:rPr>
+          <w:sz w:val="36"/>
+          <w:szCs w:val="36"/>
+        </w:rPr>
+        <w:t>Architecture</w:t>
       </w:r>
     </w:p>
     <w:p>
@@ -105,13 +110,49 @@
         <w:rPr>
           <w:rFonts w:ascii="Arial" w:hAnsi="Arial" w:cs="Arial"/>
         </w:rPr>
-        <w:t xml:space="preserve">To </w:t>
-      </w:r>
-      <w:r>
-        <w:rPr>
-          <w:rFonts w:ascii="Arial" w:hAnsi="Arial" w:cs="Arial"/>
-        </w:rPr>
-        <w:t xml:space="preserve">make things worse, existing Open Banking systems are based on a </w:t>
+        <w:t>In addition</w:t>
+      </w:r>
+      <w:r>
+        <w:rPr>
+          <w:rFonts w:ascii="Arial" w:hAnsi="Arial" w:cs="Arial"/>
+        </w:rPr>
+        <w:t xml:space="preserve">, </w:t>
+      </w:r>
+      <w:r>
+        <w:rPr>
+          <w:rFonts w:ascii="Arial" w:hAnsi="Arial" w:cs="Arial"/>
+        </w:rPr>
+        <w:t xml:space="preserve">current </w:t>
+      </w:r>
+      <w:r>
+        <w:rPr>
+          <w:rFonts w:ascii="Arial" w:hAnsi="Arial" w:cs="Arial"/>
+        </w:rPr>
+        <w:t xml:space="preserve">Open Banking </w:t>
+      </w:r>
+      <w:r>
+        <w:rPr>
+          <w:rFonts w:ascii="Arial" w:hAnsi="Arial" w:cs="Arial"/>
+        </w:rPr>
+        <w:t>standards</w:t>
+      </w:r>
+      <w:r>
+        <w:rPr>
+          <w:rFonts w:ascii="Arial" w:hAnsi="Arial" w:cs="Arial"/>
+        </w:rPr>
+        <w:t xml:space="preserve"> are </w:t>
+      </w:r>
+      <w:r>
+        <w:rPr>
+          <w:rFonts w:ascii="Arial" w:hAnsi="Arial" w:cs="Arial"/>
+        </w:rPr>
+        <w:t xml:space="preserve">(from an API point of view), </w:t>
+      </w:r>
+      <w:r>
+        <w:rPr>
+          <w:rFonts w:ascii="Arial" w:hAnsi="Arial" w:cs="Arial"/>
+        </w:rPr>
+        <w:t xml:space="preserve">based on a </w:t>
       </w:r>
       <w:r>
         <w:rPr>
@@ -125,7 +166,7 @@
         <w:rPr>
           <w:rFonts w:ascii="Arial" w:hAnsi="Arial" w:cs="Arial"/>
         </w:rPr>
-        <w:t xml:space="preserve"> making the addition of new features very costly and cumbersome, as well as</w:t>
+        <w:t xml:space="preserve"> making the addition of new features costly and cumbersome, as well as</w:t>
       </w:r>
       <w:r>
         <w:rPr>
@@ -143,7 +184,25 @@
         <w:rPr>
           <w:rFonts w:ascii="Arial" w:hAnsi="Arial" w:cs="Arial"/>
         </w:rPr>
-        <w:t xml:space="preserve"> third party development.</w:t>
+        <w:t xml:space="preserve"> API contributions by</w:t>
+      </w:r>
+      <w:r>
+        <w:rPr>
+          <w:rFonts w:ascii="Arial" w:hAnsi="Arial" w:cs="Arial"/>
+        </w:rPr>
+        <w:t xml:space="preserve"> third part</w:t>
+      </w:r>
+      <w:r>
+        <w:rPr>
+          <w:rFonts w:ascii="Arial" w:hAnsi="Arial" w:cs="Arial"/>
+        </w:rPr>
+        <w:t>ies</w:t>
+      </w:r>
+      <w:r>
+        <w:rPr>
+          <w:rFonts w:ascii="Arial" w:hAnsi="Arial" w:cs="Arial"/>
+        </w:rPr>
+        <w:t>.</w:t>
       </w:r>
     </w:p>
     <w:p>
@@ -182,6 +241,9 @@
         <w:jc w:val="center"/>
       </w:pPr>
       <w:r>
+        <w:rPr>
+          <w:noProof/>
+        </w:rPr>
         <w:object w:dxaOrig="7194" w:dyaOrig="5407" w14:anchorId="5E2D4581">
           <v:shapetype id="_x0000_t75" coordsize="21600,21600" o:spt="75" o:preferrelative="t" path="m@4@5l@4@11@9@11@9@5xe" filled="f" stroked="f">
             <v:stroke joinstyle="miter"/>
@@ -202,10 +264,10 @@
             <v:path o:extrusionok="f" gradientshapeok="t" o:connecttype="rect"/>
             <o:lock v:ext="edit" aspectratio="t"/>
           </v:shapetype>
-          <v:shape id="_x0000_i1025" type="#_x0000_t75" style="width:533.1pt;height:274.95pt" o:ole="">
+          <v:shape id="_x0000_i1025" type="#_x0000_t75" alt="" style="width:533.1pt;height:274.95pt;mso-width-percent:0;mso-height-percent:0;mso-width-percent:0;mso-height-percent:0" o:ole="">
             <v:imagedata r:id="rId8" o:title="" croptop="12369f" cropbottom="8246f"/>
           </v:shape>
-          <o:OLEObject Type="Embed" ProgID="PowerPoint.Show.12" ShapeID="_x0000_i1025" DrawAspect="Content" ObjectID="_1767527869" r:id="rId9"/>
+          <o:OLEObject Type="Embed" ProgID="PowerPoint.Show.12" ShapeID="_x0000_i1025" DrawAspect="Content" ObjectID="_1776404532" r:id="rId9"/>
         </w:object>
       </w:r>
     </w:p>
@@ -322,7 +384,7 @@
         <w:rPr>
           <w:rFonts w:ascii="Arial" w:hAnsi="Arial" w:cs="Arial"/>
         </w:rPr>
-        <w:t xml:space="preserve">Since the Core API is a </w:t>
+        <w:t xml:space="preserve">Since the Core API is </w:t>
       </w:r>
       <w:r>
         <w:rPr>
@@ -336,13 +398,19 @@
         <w:rPr>
           <w:rFonts w:ascii="Arial" w:hAnsi="Arial" w:cs="Arial"/>
         </w:rPr>
-        <w:t xml:space="preserve"> service, t</w:t>
-      </w:r>
-      <w:r>
-        <w:rPr>
-          <w:rFonts w:ascii="Arial" w:hAnsi="Arial" w:cs="Arial"/>
-        </w:rPr>
-        <w:t>he Core API is n</w:t>
+        <w:t xml:space="preserve">, </w:t>
+      </w:r>
+      <w:r>
+        <w:rPr>
+          <w:rFonts w:ascii="Arial" w:hAnsi="Arial" w:cs="Arial"/>
+        </w:rPr>
+        <w:t>it</w:t>
+      </w:r>
+      <w:r>
+        <w:rPr>
+          <w:rFonts w:ascii="Arial" w:hAnsi="Arial" w:cs="Arial"/>
+        </w:rPr>
+        <w:t xml:space="preserve"> is n</w:t>
       </w:r>
       <w:r>
         <w:rPr>
@@ -458,7 +526,7 @@
         <w:rPr>
           <w:rFonts w:ascii="Arial" w:hAnsi="Arial" w:cs="Arial"/>
         </w:rPr>
-        <w:t xml:space="preserve"> (</w:t>
+        <w:t xml:space="preserve">; </w:t>
       </w:r>
       <w:r>
         <w:rPr>
@@ -476,19 +544,7 @@
         <w:rPr>
           <w:rFonts w:ascii="Arial" w:hAnsi="Arial" w:cs="Arial"/>
         </w:rPr>
-        <w:t>application services</w:t>
-      </w:r>
-      <w:r>
-        <w:rPr>
-          <w:rFonts w:ascii="Arial" w:hAnsi="Arial" w:cs="Arial"/>
-        </w:rPr>
-        <w:t>)</w:t>
-      </w:r>
-      <w:r>
-        <w:rPr>
-          <w:rFonts w:ascii="Arial" w:hAnsi="Arial" w:cs="Arial"/>
-        </w:rPr>
-        <w:t>.</w:t>
+        <w:t>application services.</w:t>
       </w:r>
     </w:p>
     <w:p>
@@ -597,7 +653,19 @@
         <w:rPr>
           <w:rFonts w:ascii="Arial" w:hAnsi="Arial" w:cs="Arial"/>
         </w:rPr>
-        <w:t>The non-monolithic nature of this arrangement simplifies</w:t>
+        <w:t xml:space="preserve">The </w:t>
+      </w:r>
+      <w:r>
+        <w:rPr>
+          <w:rFonts w:ascii="Arial" w:hAnsi="Arial" w:cs="Arial"/>
+        </w:rPr>
+        <w:t>modularized</w:t>
+      </w:r>
+      <w:r>
+        <w:rPr>
+          <w:rFonts w:ascii="Arial" w:hAnsi="Arial" w:cs="Arial"/>
+        </w:rPr>
+        <w:t xml:space="preserve"> nature of this arrangement simplifies</w:t>
       </w:r>
       <w:r>
         <w:rPr>
@@ -678,7 +746,19 @@
         <w:rPr>
           <w:rFonts w:ascii="Arial" w:hAnsi="Arial" w:cs="Arial"/>
         </w:rPr>
-        <w:t>.  The loose coupling also enables application services to be shipped as boxed systems, docker images, or virtual machines.</w:t>
+        <w:t xml:space="preserve">.  </w:t>
+      </w:r>
+      <w:r>
+        <w:rPr>
+          <w:rFonts w:ascii="Arial" w:hAnsi="Arial" w:cs="Arial"/>
+        </w:rPr>
+        <w:t>L</w:t>
+      </w:r>
+      <w:r>
+        <w:rPr>
+          <w:rFonts w:ascii="Arial" w:hAnsi="Arial" w:cs="Arial"/>
+        </w:rPr>
+        <w:t>oose coupling also enables application services to be shipped as boxed systems, docker images, or virtual machines.</w:t>
       </w:r>
     </w:p>
     <w:p>
@@ -802,7 +882,7 @@
         <mc:AlternateContent>
           <mc:Choice Requires="wps">
             <w:drawing>
-              <wp:anchor distT="45720" distB="45720" distL="114300" distR="114300" simplePos="0" relativeHeight="251659264" behindDoc="0" locked="0" layoutInCell="1" allowOverlap="1" wp14:anchorId="4F92DCE9" wp14:editId="3853C41E">
+              <wp:anchor distT="45720" distB="45720" distL="114300" distR="114300" simplePos="0" relativeHeight="251659264" behindDoc="0" locked="0" layoutInCell="1" allowOverlap="1" wp14:anchorId="4F92DCE9" wp14:editId="3BFB402B">
                 <wp:simplePos x="0" y="0"/>
                 <wp:positionH relativeFrom="column">
                   <wp:posOffset>1700416</wp:posOffset>
@@ -811,7 +891,7 @@
                   <wp:posOffset>130829</wp:posOffset>
                 </wp:positionV>
                 <wp:extent cx="3111500" cy="514985"/>
-                <wp:effectExtent l="0" t="0" r="12700" b="18415"/>
+                <wp:effectExtent l="38100" t="38100" r="101600" b="107315"/>
                 <wp:wrapSquare wrapText="bothSides"/>
                 <wp:docPr id="217" name="Text Box 2"/>
                 <wp:cNvGraphicFramePr>
@@ -842,6 +922,13 @@
                           <a:headEnd/>
                           <a:tailEnd/>
                         </a:ln>
+                        <a:effectLst>
+                          <a:outerShdw blurRad="50800" dist="38100" dir="2700000" algn="tl" rotWithShape="0">
+                            <a:prstClr val="black">
+                              <a:alpha val="40000"/>
+                            </a:prstClr>
+                          </a:outerShdw>
+                        </a:effectLst>
                       </wps:spPr>
                       <wps:txbx>
                         <w:txbxContent>
@@ -850,41 +937,29 @@
                               <w:jc w:val="center"/>
                               <w:rPr>
                                 <w:rFonts w:ascii="Arial" w:hAnsi="Arial" w:cs="Arial"/>
-                                <w:lang w:val="sv-SE"/>
                               </w:rPr>
                             </w:pPr>
                             <w:r>
                               <w:rPr>
                                 <w:rFonts w:ascii="Arial" w:hAnsi="Arial" w:cs="Arial"/>
-                                <w:lang w:val="sv-SE"/>
                               </w:rPr>
-                              <w:t>Write Once</w:t>
+                              <w:t>Write Once – Deploy in A</w:t>
                             </w:r>
                             <w:r>
                               <w:rPr>
                                 <w:rFonts w:ascii="Arial" w:hAnsi="Arial" w:cs="Arial"/>
-                                <w:lang w:val="sv-SE"/>
-                              </w:rPr>
-                              <w:t xml:space="preserve"> – Deploy in A</w:t>
-                            </w:r>
-                            <w:r>
-                              <w:rPr>
-                                <w:rFonts w:ascii="Arial" w:hAnsi="Arial" w:cs="Arial"/>
-                                <w:lang w:val="sv-SE"/>
                               </w:rPr>
                               <w:t>ny</w:t>
                             </w:r>
                             <w:r>
                               <w:rPr>
                                 <w:rFonts w:ascii="Arial" w:hAnsi="Arial" w:cs="Arial"/>
-                                <w:lang w:val="sv-SE"/>
                               </w:rPr>
                               <w:t xml:space="preserve"> Compliant</w:t>
                             </w:r>
                             <w:r>
                               <w:rPr>
                                 <w:rFonts w:ascii="Arial" w:hAnsi="Arial" w:cs="Arial"/>
-                                <w:lang w:val="sv-SE"/>
                               </w:rPr>
                               <w:t xml:space="preserve"> Bank</w:t>
                             </w:r>
@@ -912,8 +987,9 @@
                 <v:stroke joinstyle="miter"/>
                 <v:path gradientshapeok="t" o:connecttype="rect"/>
               </v:shapetype>
-              <v:shape id="Text Box 2" o:spid="_x0000_s1026" type="#_x0000_t202" style="position:absolute;left:0;text-align:left;margin-left:133.9pt;margin-top:10.3pt;width:245pt;height:40.55pt;z-index:251659264;visibility:visible;mso-wrap-style:square;mso-width-percent:0;mso-height-percent:0;mso-wrap-distance-left:9pt;mso-wrap-distance-top:3.6pt;mso-wrap-distance-right:9pt;mso-wrap-distance-bottom:3.6pt;mso-position-horizontal:absolute;mso-position-horizontal-relative:text;mso-position-vertical:absolute;mso-position-vertical-relative:text;mso-width-percent:0;mso-height-percent:0;mso-width-relative:margin;mso-height-relative:margin;v-text-anchor:bottom" o:gfxdata="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" strokeweight="1.5pt">
+              <v:shape id="Text Box 2" o:spid="_x0000_s1026" type="#_x0000_t202" style="position:absolute;left:0;text-align:left;margin-left:133.9pt;margin-top:10.3pt;width:245pt;height:40.55pt;z-index:251659264;visibility:visible;mso-wrap-style:square;mso-width-percent:0;mso-height-percent:0;mso-wrap-distance-left:9pt;mso-wrap-distance-top:3.6pt;mso-wrap-distance-right:9pt;mso-wrap-distance-bottom:3.6pt;mso-position-horizontal:absolute;mso-position-horizontal-relative:text;mso-position-vertical:absolute;mso-position-vertical-relative:text;mso-width-percent:0;mso-height-percent:0;mso-width-relative:margin;mso-height-relative:margin;v-text-anchor:bottom" o:gfxdata="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" strokeweight="1.5pt">
                 <v:stroke linestyle="thinThin"/>
+                <v:shadow on="t" color="black" opacity="26214f" origin="-.5,-.5" offset=".74836mm,.74836mm"/>
                 <v:textbox>
                   <w:txbxContent>
                     <w:p>
@@ -921,41 +997,29 @@
                         <w:jc w:val="center"/>
                         <w:rPr>
                           <w:rFonts w:ascii="Arial" w:hAnsi="Arial" w:cs="Arial"/>
-                          <w:lang w:val="sv-SE"/>
                         </w:rPr>
                       </w:pPr>
                       <w:r>
                         <w:rPr>
                           <w:rFonts w:ascii="Arial" w:hAnsi="Arial" w:cs="Arial"/>
-                          <w:lang w:val="sv-SE"/>
                         </w:rPr>
-                        <w:t>Write Once</w:t>
+                        <w:t>Write Once – Deploy in A</w:t>
                       </w:r>
                       <w:r>
                         <w:rPr>
                           <w:rFonts w:ascii="Arial" w:hAnsi="Arial" w:cs="Arial"/>
-                          <w:lang w:val="sv-SE"/>
-                        </w:rPr>
-                        <w:t xml:space="preserve"> – Deploy in A</w:t>
-                      </w:r>
-                      <w:r>
-                        <w:rPr>
-                          <w:rFonts w:ascii="Arial" w:hAnsi="Arial" w:cs="Arial"/>
-                          <w:lang w:val="sv-SE"/>
                         </w:rPr>
                         <w:t>ny</w:t>
                       </w:r>
                       <w:r>
                         <w:rPr>
                           <w:rFonts w:ascii="Arial" w:hAnsi="Arial" w:cs="Arial"/>
-                          <w:lang w:val="sv-SE"/>
                         </w:rPr>
                         <w:t xml:space="preserve"> Compliant</w:t>
                       </w:r>
                       <w:r>
                         <w:rPr>
                           <w:rFonts w:ascii="Arial" w:hAnsi="Arial" w:cs="Arial"/>
-                          <w:lang w:val="sv-SE"/>
                         </w:rPr>
                         <w:t xml:space="preserve"> Bank</w:t>
                       </w:r>
@@ -1036,13 +1100,25 @@
                                 <w:szCs w:val="18"/>
                               </w:rPr>
                             </w:pPr>
+                            <w:proofErr w:type="spellStart"/>
+                            <w:proofErr w:type="gramStart"/>
                             <w:r>
                               <w:rPr>
                                 <w:rFonts w:ascii="Arial" w:hAnsi="Arial" w:cs="Arial"/>
                                 <w:sz w:val="18"/>
                                 <w:szCs w:val="18"/>
                               </w:rPr>
-                              <w:t>A.Rundgren 2024</w:t>
+                              <w:t>A.Rundgren</w:t>
+                            </w:r>
+                            <w:proofErr w:type="spellEnd"/>
+                            <w:proofErr w:type="gramEnd"/>
+                            <w:r>
+                              <w:rPr>
+                                <w:rFonts w:ascii="Arial" w:hAnsi="Arial" w:cs="Arial"/>
+                                <w:sz w:val="18"/>
+                                <w:szCs w:val="18"/>
+                              </w:rPr>
+                              <w:t xml:space="preserve"> 2024</w:t>
                             </w:r>
                             <w:r>
                               <w:rPr>
